--- a/交付成果/第三轮修订版/第三轮4周版/读书会10_八正道实践_4周资料包（第三版修订）/Word版/第1周_中道总纲与正见_学员版.docx
+++ b/交付成果/第三轮修订版/第三轮4周版/读书会10_八正道实践_4周资料包（第三版修订）/Word版/第1周_中道总纲与正见_学员版.docx
@@ -6421,17 +6421,6 @@
           <w:sz w:val="22"/>
         </w:rPr>
         <w:t>[00:42:14.020] 啊因为什么呢，因为这个你如果看懂它，你不能够真实的观察到它，你是对这个能知能见能思维能做判断的，有时候挺有智慧的，这个我你是没有办法不认为它是真实存在的。啊。嗯，但是呢，当我们能够从受孕下手响应下手完以后，你会发现。这个时运呢，它其实就是一个能源。那其他的这个受想行呢，就是眼镜。所以，你的眼睛如果是红色眼镜，你看到的是真实的世界，你的眼睛如果是一个有色眼镜，你看到就是一个非真实的世界哦。所以，那么这个时运我们要这么来去观察啊。那么，当我们有这样的观察，那我们多多少少就会有一些无理作用呀。</w:t>
-      </w:r>
-    </w:p>
-    <w:p>
-      <w:r>
-        <w:rPr>
-          <w:rFonts w:ascii="宋体" w:hAnsi="宋体" w:eastAsia="宋体"/>
-          <w:b w:val="0"/>
-          <w:i w:val="0"/>
-          <w:sz w:val="22"/>
-        </w:rPr>
-        <w:t>（知识库返回注记：上文"无理作用"为录音转写原文，对应前文言"如理作意"，此处保留原字。）</w:t>
       </w:r>
     </w:p>
     <w:p>
